--- a/tools/surface-emit/content-sot/use-cases/monthly-uconn-review-meeting/rendered-sop.docx
+++ b/tools/surface-emit/content-sot/use-cases/monthly-uconn-review-meeting/rendered-sop.docx
@@ -12,7 +12,7 @@
     </w:p>
     <w:p>
       <w:pPr>
-        <w:pStyle w:val="callout-warning"/>
+        <w:pStyle w:val="alert-warning"/>
       </w:pPr>
       <w:r>
         <w:rPr>
@@ -42,7 +42,7 @@
     </w:p>
     <w:p>
       <w:pPr>
-        <w:pStyle w:val="callout-error"/>
+        <w:pStyle w:val="alert-error"/>
       </w:pPr>
       <w:r>
         <w:rPr>
@@ -196,7 +196,7 @@
     </w:p>
     <w:p>
       <w:pPr>
-        <w:pStyle w:val="callout-warning"/>
+        <w:pStyle w:val="alert-warning"/>
         <w:numPr>
           <w:ilvl w:val="0"/>
           <w:numId w:val="1000"/>
@@ -218,7 +218,7 @@
     </w:p>
     <w:p>
       <w:pPr>
-        <w:pStyle w:val="callout-warning"/>
+        <w:pStyle w:val="alert-warning"/>
         <w:numPr>
           <w:ilvl w:val="0"/>
           <w:numId w:val="1000"/>
@@ -261,7 +261,7 @@
     </w:p>
     <w:p>
       <w:pPr>
-        <w:pStyle w:val="callout-error"/>
+        <w:pStyle w:val="alert-error"/>
         <w:numPr>
           <w:ilvl w:val="0"/>
           <w:numId w:val="1000"/>
@@ -304,7 +304,7 @@
     </w:p>
     <w:p>
       <w:pPr>
-        <w:pStyle w:val="callout-warning"/>
+        <w:pStyle w:val="alert-warning"/>
         <w:numPr>
           <w:ilvl w:val="0"/>
           <w:numId w:val="1000"/>
@@ -359,7 +359,7 @@
     </w:p>
     <w:p>
       <w:pPr>
-        <w:pStyle w:val="callout-warning"/>
+        <w:pStyle w:val="alert-warning"/>
         <w:numPr>
           <w:ilvl w:val="0"/>
           <w:numId w:val="1000"/>
@@ -381,7 +381,7 @@
     </w:p>
     <w:p>
       <w:pPr>
-        <w:pStyle w:val="callout-warning"/>
+        <w:pStyle w:val="alert-warning"/>
         <w:numPr>
           <w:ilvl w:val="0"/>
           <w:numId w:val="1000"/>
@@ -436,7 +436,7 @@
     </w:p>
     <w:p>
       <w:pPr>
-        <w:pStyle w:val="callout-error"/>
+        <w:pStyle w:val="alert-error"/>
         <w:numPr>
           <w:ilvl w:val="0"/>
           <w:numId w:val="1000"/>
@@ -508,7 +508,7 @@
     </w:p>
     <w:p>
       <w:pPr>
-        <w:pStyle w:val="callout-error"/>
+        <w:pStyle w:val="alert-error"/>
       </w:pPr>
       <w:r>
         <w:rPr>
@@ -586,7 +586,7 @@
     </w:p>
     <w:p>
       <w:pPr>
-        <w:pStyle w:val="callout-error"/>
+        <w:pStyle w:val="alert-error"/>
       </w:pPr>
       <w:r>
         <w:t xml:space="preserve">This is the load-bearing gap of this use case. The structural shape is present and meaningful (an attestation-gate where one role attests another role’s operational readiness); the operational content is entirely absent.</w:t>
@@ -662,110 +662,140 @@
         <w:t xml:space="preserve">Each cycle — the (incomplete) checklist</w:t>
       </w:r>
     </w:p>
-    <w:p>
-      <w:pPr>
-        <w:pStyle w:val="card-title"/>
-      </w:pPr>
-      <w:r>
-        <w:t xml:space="preserve">Per-cycle checklist</w:t>
-      </w:r>
-    </w:p>
-    <w:p>
-      <w:pPr>
-        <w:pStyle w:val="Compact"/>
-        <w:numPr>
-          <w:ilvl w:val="0"/>
-          <w:numId w:val="1003"/>
-        </w:numPr>
-      </w:pPr>
-      <w:r>
-        <w:t xml:space="preserve">Upstream monthly reports (cap-44 through cap-47) confirmed closed</w:t>
-      </w:r>
-    </w:p>
-    <w:p>
-      <w:pPr>
-        <w:pStyle w:val="Compact"/>
-        <w:numPr>
-          <w:ilvl w:val="0"/>
-          <w:numId w:val="1004"/>
-        </w:numPr>
-      </w:pPr>
-      <w:r>
-        <w:t xml:space="preserve">cap-9 satisfaction survey results attached (Months 3, 6, 9 only)</w:t>
-      </w:r>
-    </w:p>
-    <w:p>
-      <w:pPr>
-        <w:pStyle w:val="Compact"/>
-        <w:numPr>
-          <w:ilvl w:val="0"/>
-          <w:numId w:val="1005"/>
-        </w:numPr>
-      </w:pPr>
-      <w:r>
-        <w:t xml:space="preserve">Agenda template auto-generated from dashboard data (content pending Exhibit F)</w:t>
-      </w:r>
-    </w:p>
-    <w:p>
-      <w:pPr>
-        <w:pStyle w:val="Compact"/>
-        <w:numPr>
-          <w:ilvl w:val="0"/>
-          <w:numId w:val="1006"/>
-        </w:numPr>
-      </w:pPr>
-      <w:r>
-        <w:t xml:space="preserve">Talking points customized by meeting owner</w:t>
-      </w:r>
-    </w:p>
-    <w:p>
-      <w:pPr>
-        <w:pStyle w:val="Compact"/>
-        <w:numPr>
-          <w:ilvl w:val="0"/>
-          <w:numId w:val="1007"/>
-        </w:numPr>
-      </w:pPr>
-      <w:r>
-        <w:t xml:space="preserve">Meeting facilitated with UConn participants (attendees TBD)</w:t>
-      </w:r>
-    </w:p>
-    <w:p>
-      <w:pPr>
-        <w:pStyle w:val="Compact"/>
-        <w:numPr>
-          <w:ilvl w:val="0"/>
-          <w:numId w:val="1008"/>
-        </w:numPr>
-      </w:pPr>
-      <w:r>
-        <w:t xml:space="preserve">Meeting notes captured (no defined sign-off gate)</w:t>
-      </w:r>
-    </w:p>
-    <w:p>
-      <w:pPr>
-        <w:pStyle w:val="Compact"/>
-        <w:numPr>
-          <w:ilvl w:val="0"/>
-          <w:numId w:val="1009"/>
-        </w:numPr>
-      </w:pPr>
-      <w:r>
-        <w:t xml:space="preserve">Protocol refinement proposals classified and routed (criteria undefined)</w:t>
-      </w:r>
-    </w:p>
-    <w:p>
-      <w:pPr>
-        <w:pStyle w:val="Compact"/>
-        <w:numPr>
-          <w:ilvl w:val="0"/>
-          <w:numId w:val="1010"/>
-        </w:numPr>
-      </w:pPr>
-      <w:r>
-        <w:t xml:space="preserve">Ownership-transition cycle counter incremented if applicable (transition gate undefined)</w:t>
-      </w:r>
-    </w:p>
+    <w:tbl>
+      <w:tblPr>
+        <w:tblW w:w="5000" w:type="pct"/>
+        <w:tblBorders>
+          <w:top w:val="nil"/>
+          <w:bottom w:val="nil"/>
+          <w:left w:val="nil"/>
+          <w:right w:val="nil"/>
+          <w:insideH w:val="nil"/>
+          <w:insideV w:val="nil"/>
+        </w:tblBorders>
+        <w:tblCellMar>
+          <w:top w:w="160" w:type="dxa"/>
+          <w:bottom w:w="160" w:type="dxa"/>
+          <w:left w:w="200" w:type="dxa"/>
+          <w:right w:w="200" w:type="dxa"/>
+        </w:tblCellMar>
+      </w:tblPr>
+      <w:tr>
+        <w:trPr>
+          <w:cantSplit w:val="true"/>
+        </w:trPr>
+        <w:tc>
+          <w:tcPr>
+            <w:tcW w:w="5000" w:type="pct"/>
+            <w:shd w:val="clear" w:color="auto" w:fill="f8f4ec"/>
+          </w:tcPr>
+          <w:p>
+            <w:pPr>
+              <w:pStyle w:val="card-title"/>
+            </w:pPr>
+            <w:r>
+              <w:t xml:space="preserve">Per-cycle checklist</w:t>
+            </w:r>
+          </w:p>
+          <w:p>
+            <w:pPr>
+              <w:pStyle w:val="Compact"/>
+              <w:numPr>
+                <w:ilvl w:val="0"/>
+                <w:numId w:val="1003"/>
+              </w:numPr>
+            </w:pPr>
+            <w:r>
+              <w:t xml:space="preserve">Upstream monthly reports (cap-44 through cap-47) confirmed closed</w:t>
+            </w:r>
+          </w:p>
+          <w:p>
+            <w:pPr>
+              <w:pStyle w:val="Compact"/>
+              <w:numPr>
+                <w:ilvl w:val="0"/>
+                <w:numId w:val="1004"/>
+              </w:numPr>
+            </w:pPr>
+            <w:r>
+              <w:t xml:space="preserve">cap-9 satisfaction survey results attached (Months 3, 6, 9 only)</w:t>
+            </w:r>
+          </w:p>
+          <w:p>
+            <w:pPr>
+              <w:pStyle w:val="Compact"/>
+              <w:numPr>
+                <w:ilvl w:val="0"/>
+                <w:numId w:val="1005"/>
+              </w:numPr>
+            </w:pPr>
+            <w:r>
+              <w:t xml:space="preserve">Agenda template auto-generated from dashboard data (content pending Exhibit F)</w:t>
+            </w:r>
+          </w:p>
+          <w:p>
+            <w:pPr>
+              <w:pStyle w:val="Compact"/>
+              <w:numPr>
+                <w:ilvl w:val="0"/>
+                <w:numId w:val="1006"/>
+              </w:numPr>
+            </w:pPr>
+            <w:r>
+              <w:t xml:space="preserve">Talking points customized by meeting owner</w:t>
+            </w:r>
+          </w:p>
+          <w:p>
+            <w:pPr>
+              <w:pStyle w:val="Compact"/>
+              <w:numPr>
+                <w:ilvl w:val="0"/>
+                <w:numId w:val="1007"/>
+              </w:numPr>
+            </w:pPr>
+            <w:r>
+              <w:t xml:space="preserve">Meeting facilitated with UConn participants (attendees TBD)</w:t>
+            </w:r>
+          </w:p>
+          <w:p>
+            <w:pPr>
+              <w:pStyle w:val="Compact"/>
+              <w:numPr>
+                <w:ilvl w:val="0"/>
+                <w:numId w:val="1008"/>
+              </w:numPr>
+            </w:pPr>
+            <w:r>
+              <w:t xml:space="preserve">Meeting notes captured (no defined sign-off gate)</w:t>
+            </w:r>
+          </w:p>
+          <w:p>
+            <w:pPr>
+              <w:pStyle w:val="Compact"/>
+              <w:numPr>
+                <w:ilvl w:val="0"/>
+                <w:numId w:val="1009"/>
+              </w:numPr>
+            </w:pPr>
+            <w:r>
+              <w:t xml:space="preserve">Protocol refinement proposals classified and routed (criteria undefined)</w:t>
+            </w:r>
+          </w:p>
+          <w:p>
+            <w:pPr>
+              <w:pStyle w:val="Compact"/>
+              <w:numPr>
+                <w:ilvl w:val="0"/>
+                <w:numId w:val="1010"/>
+              </w:numPr>
+            </w:pPr>
+            <w:r>
+              <w:t xml:space="preserve">Ownership-transition cycle counter incremented if applicable (transition gate undefined)</w:t>
+            </w:r>
+          </w:p>
+        </w:tc>
+      </w:tr>
+    </w:tbl>
     <w:p>
       <w:pPr>
         <w:pStyle w:val="Heading2"/>
@@ -862,128 +892,158 @@
         <w:t xml:space="preserve">Not yet approved — gates remaining</w:t>
       </w:r>
     </w:p>
-    <w:p>
-      <w:pPr>
-        <w:pStyle w:val="attestation"/>
-      </w:pPr>
-      <w:r>
-        <w:t xml:space="preserve">This procedure is a DRAFT with substantial labeled uncertainty. Three approval gates remain before operational use, and three structural gaps remain before the SoP can be operationally complete.</w:t>
-      </w:r>
-    </w:p>
-    <w:p>
-      <w:pPr>
-        <w:pStyle w:val="attestation-gate"/>
-      </w:pPr>
-      <w:r>
-        <w:rPr>
-          <w:b/>
-          <w:bCs/>
-        </w:rPr>
-        <w:t xml:space="preserve">Clinically accurate</w:t>
-      </w:r>
-      <w:r>
-        <w:t xml:space="preserve"> </w:t>
-      </w:r>
-      <w:r>
-        <w:t xml:space="preserve">— pending Dr. Marrero</w:t>
-      </w:r>
-    </w:p>
-    <w:p>
-      <w:pPr>
-        <w:pStyle w:val="attestation-gate"/>
-      </w:pPr>
-      <w:r>
-        <w:rPr>
-          <w:b/>
-          <w:bCs/>
-        </w:rPr>
-        <w:t xml:space="preserve">Operationally true</w:t>
-      </w:r>
-      <w:r>
-        <w:t xml:space="preserve"> </w:t>
-      </w:r>
-      <w:r>
-        <w:t xml:space="preserve">— pending Vanessa Sena</w:t>
-      </w:r>
-    </w:p>
-    <w:p>
-      <w:pPr>
-        <w:pStyle w:val="attestation-gate"/>
-      </w:pPr>
-      <w:r>
-        <w:rPr>
-          <w:b/>
-          <w:bCs/>
-        </w:rPr>
-        <w:t xml:space="preserve">Signed off</w:t>
-      </w:r>
-      <w:r>
-        <w:t xml:space="preserve"> </w:t>
-      </w:r>
-      <w:r>
-        <w:t xml:space="preserve">— pending Director of Clinical Operations</w:t>
-      </w:r>
-    </w:p>
-    <w:p>
-      <w:pPr>
-        <w:pStyle w:val="attestation"/>
-      </w:pPr>
-      <w:r>
-        <w:rPr>
-          <w:i/>
-          <w:iCs/>
-        </w:rPr>
-        <w:t xml:space="preserve">Awaiting all gates — draft, not yet approved for use • Version 0.1</w:t>
-      </w:r>
-    </w:p>
-    <w:p>
-      <w:pPr>
-        <w:pStyle w:val="attestation"/>
-      </w:pPr>
-      <w:r>
-        <w:rPr>
-          <w:b/>
-          <w:bCs/>
-        </w:rPr>
-        <w:t xml:space="preserve">Structural gaps the catalog flagged as deferred:</w:t>
-      </w:r>
-    </w:p>
-    <w:p>
-      <w:pPr>
-        <w:pStyle w:val="Compact"/>
-        <w:numPr>
-          <w:ilvl w:val="0"/>
-          <w:numId w:val="1011"/>
-        </w:numPr>
-      </w:pPr>
-      <w:r>
-        <w:t xml:space="preserve">The dashboard data-element set (Exhibit F — pending Marinka + Andrey)</w:t>
-      </w:r>
-    </w:p>
-    <w:p>
-      <w:pPr>
-        <w:pStyle w:val="Compact"/>
-        <w:numPr>
-          <w:ilvl w:val="0"/>
-          <w:numId w:val="1011"/>
-        </w:numPr>
-      </w:pPr>
-      <w:r>
-        <w:t xml:space="preserve">The ownership-transition attestation gate (novel shape; not authored)</w:t>
-      </w:r>
-    </w:p>
-    <w:p>
-      <w:pPr>
-        <w:pStyle w:val="Compact"/>
-        <w:numPr>
-          <w:ilvl w:val="0"/>
-          <w:numId w:val="1011"/>
-        </w:numPr>
-      </w:pPr>
-      <w:r>
-        <w:t xml:space="preserve">The classification criteria for clinical-vs-operational refinement routing</w:t>
-      </w:r>
-    </w:p>
+    <w:tbl>
+      <w:tblPr>
+        <w:tblW w:w="5000" w:type="pct"/>
+        <w:tblBorders>
+          <w:top w:val="nil"/>
+          <w:bottom w:val="nil"/>
+          <w:left w:val="nil"/>
+          <w:right w:val="nil"/>
+          <w:insideH w:val="nil"/>
+          <w:insideV w:val="nil"/>
+        </w:tblBorders>
+        <w:tblCellMar>
+          <w:top w:w="160" w:type="dxa"/>
+          <w:bottom w:w="160" w:type="dxa"/>
+          <w:left w:w="200" w:type="dxa"/>
+          <w:right w:w="200" w:type="dxa"/>
+        </w:tblCellMar>
+      </w:tblPr>
+      <w:tr>
+        <w:trPr>
+          <w:cantSplit w:val="true"/>
+        </w:trPr>
+        <w:tc>
+          <w:tcPr>
+            <w:tcW w:w="5000" w:type="pct"/>
+            <w:shd w:val="clear" w:color="auto" w:fill="e4dfd7"/>
+          </w:tcPr>
+          <w:p>
+            <w:pPr>
+              <w:pStyle w:val="FirstParagraph"/>
+            </w:pPr>
+            <w:r>
+              <w:t xml:space="preserve">This procedure is a DRAFT with substantial labeled uncertainty. Three approval gates remain before operational use, and three structural gaps remain before the SoP can be operationally complete.</w:t>
+            </w:r>
+          </w:p>
+          <w:p>
+            <w:pPr>
+              <w:pStyle w:val="attestation-gate"/>
+            </w:pPr>
+            <w:r>
+              <w:rPr>
+                <w:b/>
+                <w:bCs/>
+              </w:rPr>
+              <w:t xml:space="preserve">Clinically accurate</w:t>
+            </w:r>
+            <w:r>
+              <w:t xml:space="preserve"> </w:t>
+            </w:r>
+            <w:r>
+              <w:t xml:space="preserve">— pending Dr. Marrero</w:t>
+            </w:r>
+          </w:p>
+          <w:p>
+            <w:pPr>
+              <w:pStyle w:val="attestation-gate"/>
+            </w:pPr>
+            <w:r>
+              <w:rPr>
+                <w:b/>
+                <w:bCs/>
+              </w:rPr>
+              <w:t xml:space="preserve">Operationally true</w:t>
+            </w:r>
+            <w:r>
+              <w:t xml:space="preserve"> </w:t>
+            </w:r>
+            <w:r>
+              <w:t xml:space="preserve">— pending Vanessa Sena</w:t>
+            </w:r>
+          </w:p>
+          <w:p>
+            <w:pPr>
+              <w:pStyle w:val="attestation-gate"/>
+            </w:pPr>
+            <w:r>
+              <w:rPr>
+                <w:b/>
+                <w:bCs/>
+              </w:rPr>
+              <w:t xml:space="preserve">Signed off</w:t>
+            </w:r>
+            <w:r>
+              <w:t xml:space="preserve"> </w:t>
+            </w:r>
+            <w:r>
+              <w:t xml:space="preserve">— pending Director of Clinical Operations</w:t>
+            </w:r>
+          </w:p>
+          <w:p>
+            <w:pPr>
+              <w:pStyle w:val="BodyText"/>
+            </w:pPr>
+            <w:r>
+              <w:rPr>
+                <w:i/>
+                <w:iCs/>
+              </w:rPr>
+              <w:t xml:space="preserve">Awaiting all gates — draft, not yet approved for use • Version 0.1</w:t>
+            </w:r>
+          </w:p>
+          <w:p>
+            <w:pPr>
+              <w:pStyle w:val="BodyText"/>
+            </w:pPr>
+            <w:r>
+              <w:rPr>
+                <w:b/>
+                <w:bCs/>
+              </w:rPr>
+              <w:t xml:space="preserve">Structural gaps the catalog flagged as deferred:</w:t>
+            </w:r>
+          </w:p>
+          <w:p>
+            <w:pPr>
+              <w:pStyle w:val="Compact"/>
+              <w:numPr>
+                <w:ilvl w:val="0"/>
+                <w:numId w:val="1011"/>
+              </w:numPr>
+            </w:pPr>
+            <w:r>
+              <w:t xml:space="preserve">The dashboard data-element set (Exhibit F — pending Marinka + Andrey)</w:t>
+            </w:r>
+          </w:p>
+          <w:p>
+            <w:pPr>
+              <w:pStyle w:val="Compact"/>
+              <w:numPr>
+                <w:ilvl w:val="0"/>
+                <w:numId w:val="1011"/>
+              </w:numPr>
+            </w:pPr>
+            <w:r>
+              <w:t xml:space="preserve">The ownership-transition attestation gate (novel shape; not authored)</w:t>
+            </w:r>
+          </w:p>
+          <w:p>
+            <w:pPr>
+              <w:pStyle w:val="Compact"/>
+              <w:numPr>
+                <w:ilvl w:val="0"/>
+                <w:numId w:val="1011"/>
+              </w:numPr>
+            </w:pPr>
+            <w:r>
+              <w:t xml:space="preserve">The classification criteria for clinical-vs-operational refinement routing</w:t>
+            </w:r>
+          </w:p>
+        </w:tc>
+      </w:tr>
+    </w:tbl>
     <w:sectPr>
       <w:footnotePr>
         <w:numRestart w:val="eachSect"/>
@@ -1027,7 +1087,7 @@
       <w:lvlText w:val=" "/>
       <w:lvlJc w:val="left"/>
       <w:pPr>
-        <w:ind w:left="720" w:hanging="360"/>
+        <w:ind w:left="360" w:hanging="360"/>
       </w:pPr>
     </w:lvl>
     <w:lvl w:ilvl="1">
@@ -1035,7 +1095,7 @@
       <w:lvlText w:val=" "/>
       <w:lvlJc w:val="left"/>
       <w:pPr>
-        <w:ind w:left="1440" w:hanging="360"/>
+        <w:ind w:left="1080" w:hanging="360"/>
       </w:pPr>
     </w:lvl>
     <w:lvl w:ilvl="2">
@@ -1043,7 +1103,7 @@
       <w:lvlText w:val=" "/>
       <w:lvlJc w:val="left"/>
       <w:pPr>
-        <w:ind w:left="2160" w:hanging="360"/>
+        <w:ind w:left="1800" w:hanging="360"/>
       </w:pPr>
     </w:lvl>
     <w:lvl w:ilvl="3">
@@ -1051,7 +1111,7 @@
       <w:lvlText w:val=" "/>
       <w:lvlJc w:val="left"/>
       <w:pPr>
-        <w:ind w:left="2880" w:hanging="360"/>
+        <w:ind w:left="2520" w:hanging="360"/>
       </w:pPr>
     </w:lvl>
     <w:lvl w:ilvl="4">
@@ -1059,7 +1119,7 @@
       <w:lvlText w:val=" "/>
       <w:lvlJc w:val="left"/>
       <w:pPr>
-        <w:ind w:left="3600" w:hanging="360"/>
+        <w:ind w:left="3240" w:hanging="360"/>
       </w:pPr>
     </w:lvl>
     <w:lvl w:ilvl="5">
@@ -1067,7 +1127,7 @@
       <w:lvlText w:val=" "/>
       <w:lvlJc w:val="left"/>
       <w:pPr>
-        <w:ind w:left="4320" w:hanging="360"/>
+        <w:ind w:left="3960" w:hanging="360"/>
       </w:pPr>
     </w:lvl>
     <w:lvl w:ilvl="6">
@@ -1075,7 +1135,7 @@
       <w:lvlText w:val=" "/>
       <w:lvlJc w:val="left"/>
       <w:pPr>
-        <w:ind w:left="5040" w:hanging="360"/>
+        <w:ind w:left="4680" w:hanging="360"/>
       </w:pPr>
     </w:lvl>
     <w:lvl w:ilvl="7">
@@ -1083,7 +1143,7 @@
       <w:lvlText w:val=" "/>
       <w:lvlJc w:val="left"/>
       <w:pPr>
-        <w:ind w:left="5760" w:hanging="360"/>
+        <w:ind w:left="5400" w:hanging="360"/>
       </w:pPr>
     </w:lvl>
     <w:lvl w:ilvl="8">
@@ -1091,7 +1151,7 @@
       <w:lvlText w:val=" "/>
       <w:lvlJc w:val="left"/>
       <w:pPr>
-        <w:ind w:left="6480" w:hanging="360"/>
+        <w:ind w:left="6120" w:hanging="360"/>
       </w:pPr>
     </w:lvl>
   </w:abstractNum>
@@ -1104,7 +1164,7 @@
       <w:lvlText w:val="%1."/>
       <w:lvlJc w:val="left"/>
       <w:pPr>
-        <w:ind w:left="720" w:hanging="360"/>
+        <w:ind w:left="360" w:hanging="360"/>
       </w:pPr>
     </w:lvl>
     <w:lvl w:ilvl="1">
@@ -1113,7 +1173,7 @@
       <w:lvlText w:val="%2."/>
       <w:lvlJc w:val="left"/>
       <w:pPr>
-        <w:ind w:left="1440" w:hanging="360"/>
+        <w:ind w:left="1080" w:hanging="360"/>
       </w:pPr>
     </w:lvl>
     <w:lvl w:ilvl="2">
@@ -1122,7 +1182,7 @@
       <w:lvlText w:val="%3."/>
       <w:lvlJc w:val="left"/>
       <w:pPr>
-        <w:ind w:left="2160" w:hanging="360"/>
+        <w:ind w:left="1800" w:hanging="360"/>
       </w:pPr>
     </w:lvl>
     <w:lvl w:ilvl="3">
@@ -1131,7 +1191,7 @@
       <w:lvlText w:val="%4."/>
       <w:lvlJc w:val="left"/>
       <w:pPr>
-        <w:ind w:left="2880" w:hanging="360"/>
+        <w:ind w:left="2520" w:hanging="360"/>
       </w:pPr>
     </w:lvl>
     <w:lvl w:ilvl="4">
@@ -1140,7 +1200,7 @@
       <w:lvlText w:val="%5."/>
       <w:lvlJc w:val="left"/>
       <w:pPr>
-        <w:ind w:left="3600" w:hanging="360"/>
+        <w:ind w:left="3240" w:hanging="360"/>
       </w:pPr>
     </w:lvl>
     <w:lvl w:ilvl="5">
@@ -1149,7 +1209,7 @@
       <w:lvlText w:val="%6."/>
       <w:lvlJc w:val="left"/>
       <w:pPr>
-        <w:ind w:left="4320" w:hanging="360"/>
+        <w:ind w:left="3960" w:hanging="360"/>
       </w:pPr>
     </w:lvl>
     <w:lvl w:ilvl="6">
@@ -1158,7 +1218,7 @@
       <w:lvlText w:val="%7."/>
       <w:lvlJc w:val="left"/>
       <w:pPr>
-        <w:ind w:left="5040" w:hanging="360"/>
+        <w:ind w:left="4680" w:hanging="360"/>
       </w:pPr>
     </w:lvl>
     <w:lvl w:ilvl="7">
@@ -1167,7 +1227,7 @@
       <w:lvlText w:val="%8."/>
       <w:lvlJc w:val="left"/>
       <w:pPr>
-        <w:ind w:left="5760" w:hanging="360"/>
+        <w:ind w:left="5400" w:hanging="360"/>
       </w:pPr>
     </w:lvl>
     <w:lvl w:ilvl="8">
@@ -1176,7 +1236,7 @@
       <w:lvlText w:val="%9."/>
       <w:lvlJc w:val="left"/>
       <w:pPr>
-        <w:ind w:left="6480" w:hanging="360"/>
+        <w:ind w:left="6120" w:hanging="360"/>
       </w:pPr>
     </w:lvl>
   </w:abstractNum>
@@ -1188,7 +1248,7 @@
       <w:lvlText w:val=""/>
       <w:lvlJc w:val="left"/>
       <w:pPr>
-        <w:ind w:left="720" w:hanging="360"/>
+        <w:ind w:left="360" w:hanging="360"/>
       </w:pPr>
       <w:rPr>
         <w:rFonts w:ascii="Symbol" w:hAnsi="Symbol" w:cs="Symbol" w:hint="default"/>
@@ -1199,7 +1259,7 @@
       <w:lvlText w:val="o"/>
       <w:lvlJc w:val="left"/>
       <w:pPr>
-        <w:ind w:left="1440" w:hanging="360"/>
+        <w:ind w:left="1080" w:hanging="360"/>
       </w:pPr>
       <w:rPr>
         <w:rFonts w:ascii="Courier New" w:hAnsi="Courier New" w:cs="Courier New" w:hint="default"/>
@@ -1210,7 +1270,7 @@
       <w:lvlText w:val=""/>
       <w:lvlJc w:val="left"/>
       <w:pPr>
-        <w:ind w:left="2160" w:hanging="360"/>
+        <w:ind w:left="1800" w:hanging="360"/>
       </w:pPr>
       <w:rPr>
         <w:rFonts w:ascii="Wingdings" w:hAnsi="Wingdings" w:cs="Wingdings" w:hint="default"/>
@@ -1221,7 +1281,7 @@
       <w:lvlText w:val=""/>
       <w:lvlJc w:val="left"/>
       <w:pPr>
-        <w:ind w:left="2880" w:hanging="360"/>
+        <w:ind w:left="2520" w:hanging="360"/>
       </w:pPr>
       <w:rPr>
         <w:rFonts w:ascii="Symbol" w:hAnsi="Symbol" w:cs="Symbol" w:hint="default"/>
@@ -1232,7 +1292,7 @@
       <w:lvlText w:val="o"/>
       <w:lvlJc w:val="left"/>
       <w:pPr>
-        <w:ind w:left="3600" w:hanging="360"/>
+        <w:ind w:left="3240" w:hanging="360"/>
       </w:pPr>
       <w:rPr>
         <w:rFonts w:ascii="Courier New" w:hAnsi="Courier New" w:cs="Courier New" w:hint="default"/>
@@ -1243,7 +1303,7 @@
       <w:lvlText w:val=""/>
       <w:lvlJc w:val="left"/>
       <w:pPr>
-        <w:ind w:left="4320" w:hanging="360"/>
+        <w:ind w:left="3960" w:hanging="360"/>
       </w:pPr>
       <w:rPr>
         <w:rFonts w:ascii="Wingdings" w:hAnsi="Wingdings" w:cs="Wingdings" w:hint="default"/>
@@ -1254,7 +1314,7 @@
       <w:lvlText w:val=""/>
       <w:lvlJc w:val="left"/>
       <w:pPr>
-        <w:ind w:left="5040" w:hanging="360"/>
+        <w:ind w:left="4680" w:hanging="360"/>
       </w:pPr>
       <w:rPr>
         <w:rFonts w:ascii="Symbol" w:hAnsi="Symbol" w:cs="Symbol" w:hint="default"/>
@@ -1265,7 +1325,7 @@
       <w:lvlText w:val="o"/>
       <w:lvlJc w:val="left"/>
       <w:pPr>
-        <w:ind w:left="5760" w:hanging="360"/>
+        <w:ind w:left="5400" w:hanging="360"/>
       </w:pPr>
       <w:rPr>
         <w:rFonts w:ascii="Courier New" w:hAnsi="Courier New" w:cs="Courier New" w:hint="default"/>
@@ -1276,7 +1336,7 @@
       <w:lvlText w:val=""/>
       <w:lvlJc w:val="left"/>
       <w:pPr>
-        <w:ind w:left="6480" w:hanging="360"/>
+        <w:ind w:left="6120" w:hanging="360"/>
       </w:pPr>
       <w:rPr>
         <w:rFonts w:ascii="Wingdings" w:hAnsi="Wingdings" w:cs="Wingdings" w:hint="default"/>
@@ -1291,7 +1351,7 @@
       <w:lvlText w:val="☐"/>
       <w:lvlJc w:val="left"/>
       <w:pPr>
-        <w:ind w:left="720" w:hanging="360"/>
+        <w:ind w:left="360" w:hanging="360"/>
       </w:pPr>
     </w:lvl>
     <w:lvl w:ilvl="1">
@@ -1299,7 +1359,7 @@
       <w:lvlText w:val="☐"/>
       <w:lvlJc w:val="left"/>
       <w:pPr>
-        <w:ind w:left="1440" w:hanging="360"/>
+        <w:ind w:left="1080" w:hanging="360"/>
       </w:pPr>
     </w:lvl>
     <w:lvl w:ilvl="2">
@@ -1307,7 +1367,7 @@
       <w:lvlText w:val="☐"/>
       <w:lvlJc w:val="left"/>
       <w:pPr>
-        <w:ind w:left="2160" w:hanging="360"/>
+        <w:ind w:left="1800" w:hanging="360"/>
       </w:pPr>
     </w:lvl>
     <w:lvl w:ilvl="3">
@@ -1315,7 +1375,7 @@
       <w:lvlText w:val="☐"/>
       <w:lvlJc w:val="left"/>
       <w:pPr>
-        <w:ind w:left="2880" w:hanging="360"/>
+        <w:ind w:left="2520" w:hanging="360"/>
       </w:pPr>
     </w:lvl>
     <w:lvl w:ilvl="4">
@@ -1323,7 +1383,7 @@
       <w:lvlText w:val="☐"/>
       <w:lvlJc w:val="left"/>
       <w:pPr>
-        <w:ind w:left="3600" w:hanging="360"/>
+        <w:ind w:left="3240" w:hanging="360"/>
       </w:pPr>
     </w:lvl>
     <w:lvl w:ilvl="5">
@@ -1331,7 +1391,7 @@
       <w:lvlText w:val="☐"/>
       <w:lvlJc w:val="left"/>
       <w:pPr>
-        <w:ind w:left="4320" w:hanging="360"/>
+        <w:ind w:left="3960" w:hanging="360"/>
       </w:pPr>
     </w:lvl>
     <w:lvl w:ilvl="6">
@@ -1339,7 +1399,7 @@
       <w:lvlText w:val="☐"/>
       <w:lvlJc w:val="left"/>
       <w:pPr>
-        <w:ind w:left="5040" w:hanging="360"/>
+        <w:ind w:left="4680" w:hanging="360"/>
       </w:pPr>
     </w:lvl>
     <w:lvl w:ilvl="7">
@@ -1347,7 +1407,7 @@
       <w:lvlText w:val="☐"/>
       <w:lvlJc w:val="left"/>
       <w:pPr>
-        <w:ind w:left="5760" w:hanging="360"/>
+        <w:ind w:left="5400" w:hanging="360"/>
       </w:pPr>
     </w:lvl>
     <w:lvl w:ilvl="8">
@@ -1355,7 +1415,7 @@
       <w:lvlText w:val="☐"/>
       <w:lvlJc w:val="left"/>
       <w:pPr>
-        <w:ind w:left="6480" w:hanging="360"/>
+        <w:ind w:left="6120" w:hanging="360"/>
       </w:pPr>
     </w:lvl>
   </w:abstractNum>
@@ -1451,7 +1511,7 @@
     </w:pPr>
     <w:rPr>
       <w:rFonts w:ascii="Source Sans 3" w:hAnsi="Source Sans 3"/>
-      <w:color w:val="0D322D"/>
+      <w:color w:val="25211D"/>
       <w:sz w:val="22"/>
     </w:rPr>
   </w:style>
@@ -1465,7 +1525,7 @@
     </w:pPr>
     <w:rPr>
       <w:rFonts w:ascii="Source Sans 3" w:hAnsi="Source Sans 3"/>
-      <w:color w:val="0D322D"/>
+      <w:color w:val="25211D"/>
       <w:sz w:val="22"/>
     </w:rPr>
   </w:style>
@@ -1479,7 +1539,7 @@
     </w:pPr>
     <w:rPr>
       <w:rFonts w:ascii="Source Sans 3" w:hAnsi="Source Sans 3"/>
-      <w:color w:val="0D322D"/>
+      <w:color w:val="25211D"/>
       <w:sz w:val="22"/>
     </w:rPr>
   </w:style>
@@ -1489,10 +1549,11 @@
     <w:qFormat/>
     <w:pPr>
       <w:spacing w:after="80" w:before="0" w:line="336" w:lineRule="auto"/>
+      <w:ind w:hanging="360" w:left="360"/>
     </w:pPr>
     <w:rPr>
       <w:rFonts w:ascii="Source Sans 3" w:hAnsi="Source Sans 3"/>
-      <w:color w:val="0D322D"/>
+      <w:color w:val="25211D"/>
       <w:sz w:val="22"/>
     </w:rPr>
   </w:style>
@@ -2018,7 +2079,7 @@
     <w:qFormat/>
     <w:rPr>
       <w:rFonts w:ascii="Source Sans 3" w:hAnsi="Source Sans 3"/>
-      <w:color w:val="0D322D"/>
+      <w:color w:val="25211D"/>
       <w:sz w:val="18"/>
     </w:rPr>
     <w:tblPr>
@@ -2046,15 +2107,28 @@
     <w:pPr>
       <w:keepNext/>
       <w:keepLines/>
-      <w:spacing w:after="0"/>
-    </w:pPr>
-    <w:rPr>
+      <w:spacing w:after="40" w:before="240" w:line="288" w:lineRule="auto"/>
+    </w:pPr>
+    <w:rPr>
+      <w:rFonts w:ascii="Source Sans 3" w:hAnsi="Source Sans 3"/>
       <w:b/>
+      <w:color w:val="777069"/>
+      <w:sz w:val="20"/>
+      <w:caps w:val="true"/>
+      <w:spacing w:val="15"/>
     </w:rPr>
   </w:style>
   <w:style w:customStyle="1" w:styleId="Definition" w:type="paragraph">
     <w:name w:val="Definition"/>
     <w:basedOn w:val="Normal"/>
+    <w:pPr>
+      <w:spacing w:after="160" w:line="336" w:lineRule="auto"/>
+    </w:pPr>
+    <w:rPr>
+      <w:rFonts w:ascii="Source Sans 3" w:hAnsi="Source Sans 3"/>
+      <w:color w:val="25211D"/>
+      <w:sz w:val="22"/>
+    </w:rPr>
   </w:style>
   <w:style w:styleId="Caption" w:type="paragraph">
     <w:name w:val="Caption"/>
@@ -2139,18 +2213,21 @@
       <w:color w:themeColor="accent1" w:themeShade="BF" w:val="365F91"/>
     </w:rPr>
   </w:style>
-  <w:style w:customStyle="1" w:styleId="callout-info" w:type="paragraph">
-    <w:name w:val="callout-info"/>
-    <w:basedOn w:val="Normal"/>
-    <w:pPr>
-      <w:spacing w:after="160" w:before="160"/>
+  <w:style w:customStyle="1" w:styleId="alert-info" w:type="paragraph">
+    <w:name w:val="alert-info"/>
+    <w:basedOn w:val="Normal"/>
+    <w:pPr>
+      <w:spacing w:after="160" w:before="160" w:line="288" w:lineRule="auto"/>
       <w:pBdr>
-        <w:top w:color="auto" w:space="6" w:sz="2" w:val="single"/>
+        <w:top w:color="c8f4ff" w:space="6" w:sz="2" w:val="single"/>
         <w:left w:color="236b8f" w:space="8" w:sz="18" w:val="single"/>
-        <w:bottom w:color="auto" w:space="6" w:sz="2" w:val="single"/>
+        <w:bottom w:color="c8f4ff" w:space="6" w:sz="2" w:val="single"/>
+        <w:right w:color="c8f4ff" w:space="10" w:sz="2" w:val="single"/>
       </w:pBdr>
       <w:ind w:left="240"/>
       <w:shd w:color="auto" w:fill="c8f4ff" w:val="clear"/>
+      <w:keepLines/>
+      <w:keepNext/>
     </w:pPr>
     <w:rPr>
       <w:rFonts w:ascii="Source Sans 3" w:hAnsi="Source Sans 3"/>
@@ -2158,18 +2235,21 @@
       <w:sz w:val="22"/>
     </w:rPr>
   </w:style>
-  <w:style w:customStyle="1" w:styleId="callout-warning" w:type="paragraph">
-    <w:name w:val="callout-warning"/>
-    <w:basedOn w:val="Normal"/>
-    <w:pPr>
-      <w:spacing w:after="160" w:before="160"/>
+  <w:style w:customStyle="1" w:styleId="alert-warning" w:type="paragraph">
+    <w:name w:val="alert-warning"/>
+    <w:basedOn w:val="Normal"/>
+    <w:pPr>
+      <w:spacing w:after="160" w:before="160" w:line="288" w:lineRule="auto"/>
       <w:pBdr>
-        <w:top w:color="auto" w:space="6" w:sz="2" w:val="single"/>
+        <w:top w:color="faefda" w:space="6" w:sz="2" w:val="single"/>
         <w:left w:color="aa8232" w:space="8" w:sz="18" w:val="single"/>
-        <w:bottom w:color="auto" w:space="6" w:sz="2" w:val="single"/>
+        <w:bottom w:color="faefda" w:space="6" w:sz="2" w:val="single"/>
+        <w:right w:color="faefda" w:space="10" w:sz="2" w:val="single"/>
       </w:pBdr>
       <w:ind w:left="240"/>
       <w:shd w:color="auto" w:fill="faefda" w:val="clear"/>
+      <w:keepLines/>
+      <w:keepNext/>
     </w:pPr>
     <w:rPr>
       <w:rFonts w:ascii="Source Sans 3" w:hAnsi="Source Sans 3"/>
@@ -2177,18 +2257,21 @@
       <w:sz w:val="22"/>
     </w:rPr>
   </w:style>
-  <w:style w:customStyle="1" w:styleId="callout-success" w:type="paragraph">
-    <w:name w:val="callout-success"/>
-    <w:basedOn w:val="Normal"/>
-    <w:pPr>
-      <w:spacing w:after="160" w:before="160"/>
+  <w:style w:customStyle="1" w:styleId="alert-success" w:type="paragraph">
+    <w:name w:val="alert-success"/>
+    <w:basedOn w:val="Normal"/>
+    <w:pPr>
+      <w:spacing w:after="160" w:before="160" w:line="288" w:lineRule="auto"/>
       <w:pBdr>
-        <w:top w:color="auto" w:space="6" w:sz="2" w:val="single"/>
+        <w:top w:color="def8e6" w:space="6" w:sz="2" w:val="single"/>
         <w:left w:color="2c845c" w:space="8" w:sz="18" w:val="single"/>
-        <w:bottom w:color="auto" w:space="6" w:sz="2" w:val="single"/>
+        <w:bottom w:color="def8e6" w:space="6" w:sz="2" w:val="single"/>
+        <w:right w:color="def8e6" w:space="10" w:sz="2" w:val="single"/>
       </w:pBdr>
       <w:ind w:left="240"/>
       <w:shd w:color="auto" w:fill="def8e6" w:val="clear"/>
+      <w:keepLines/>
+      <w:keepNext/>
     </w:pPr>
     <w:rPr>
       <w:rFonts w:ascii="Source Sans 3" w:hAnsi="Source Sans 3"/>
@@ -2196,18 +2279,21 @@
       <w:sz w:val="22"/>
     </w:rPr>
   </w:style>
-  <w:style w:customStyle="1" w:styleId="callout-error" w:type="paragraph">
-    <w:name w:val="callout-error"/>
-    <w:basedOn w:val="Normal"/>
-    <w:pPr>
-      <w:spacing w:after="160" w:before="160"/>
+  <w:style w:customStyle="1" w:styleId="alert-error" w:type="paragraph">
+    <w:name w:val="alert-error"/>
+    <w:basedOn w:val="Normal"/>
+    <w:pPr>
+      <w:spacing w:after="160" w:before="160" w:line="288" w:lineRule="auto"/>
       <w:pBdr>
-        <w:top w:color="auto" w:space="6" w:sz="2" w:val="single"/>
+        <w:top w:color="ffe9e5" w:space="6" w:sz="2" w:val="single"/>
         <w:left w:color="c13c3b" w:space="8" w:sz="18" w:val="single"/>
-        <w:bottom w:color="auto" w:space="6" w:sz="2" w:val="single"/>
+        <w:bottom w:color="ffe9e5" w:space="6" w:sz="2" w:val="single"/>
+        <w:right w:color="ffe9e5" w:space="10" w:sz="2" w:val="single"/>
       </w:pBdr>
       <w:ind w:left="240"/>
       <w:shd w:color="auto" w:fill="ffe9e5" w:val="clear"/>
+      <w:keepLines/>
+      <w:keepNext/>
     </w:pPr>
     <w:rPr>
       <w:rFonts w:ascii="Source Sans 3" w:hAnsi="Source Sans 3"/>
@@ -2219,12 +2305,16 @@
     <w:name w:val="card"/>
     <w:basedOn w:val="Normal"/>
     <w:pPr>
-      <w:spacing w:after="160" w:before="160"/>
+      <w:spacing w:after="160" w:before="160" w:line="288" w:lineRule="auto"/>
       <w:pBdr>
-        <w:top w:color="auto" w:space="6" w:sz="2" w:val="single"/>
-        <w:bottom w:color="auto" w:space="6" w:sz="2" w:val="single"/>
+        <w:top w:color="f8f4ec" w:space="6" w:sz="2" w:val="single"/>
+        <w:left w:color="f8f4ec" w:space="10" w:sz="2" w:val="single"/>
+        <w:bottom w:color="f8f4ec" w:space="6" w:sz="2" w:val="single"/>
+        <w:right w:color="f8f4ec" w:space="10" w:sz="2" w:val="single"/>
       </w:pBdr>
       <w:shd w:color="auto" w:fill="f8f4ec" w:val="clear"/>
+      <w:keepLines/>
+      <w:keepNext/>
     </w:pPr>
     <w:rPr>
       <w:rFonts w:ascii="Source Sans 3" w:hAnsi="Source Sans 3"/>
@@ -2236,12 +2326,16 @@
     <w:name w:val="card-title"/>
     <w:basedOn w:val="Normal"/>
     <w:pPr>
-      <w:spacing w:after="40" w:before="80"/>
+      <w:spacing w:after="40" w:before="80" w:line="288" w:lineRule="auto"/>
       <w:pBdr>
-        <w:top w:color="auto" w:space="6" w:sz="2" w:val="single"/>
-        <w:bottom w:color="auto" w:space="6" w:sz="2" w:val="single"/>
+        <w:top w:color="f8f4ec" w:space="6" w:sz="2" w:val="single"/>
+        <w:left w:color="f8f4ec" w:space="10" w:sz="2" w:val="single"/>
+        <w:bottom w:color="f8f4ec" w:space="6" w:sz="2" w:val="single"/>
+        <w:right w:color="f8f4ec" w:space="10" w:sz="2" w:val="single"/>
       </w:pBdr>
       <w:shd w:color="auto" w:fill="f8f4ec" w:val="clear"/>
+      <w:keepLines/>
+      <w:keepNext/>
     </w:pPr>
     <w:rPr>
       <w:rFonts w:ascii="Lora" w:hAnsi="Lora"/>
@@ -2254,12 +2348,16 @@
     <w:name w:val="card-body"/>
     <w:basedOn w:val="Normal"/>
     <w:pPr>
-      <w:spacing w:after="160" w:before="80"/>
+      <w:spacing w:after="160" w:before="80" w:line="288" w:lineRule="auto"/>
       <w:pBdr>
-        <w:top w:color="auto" w:space="6" w:sz="2" w:val="single"/>
-        <w:bottom w:color="auto" w:space="6" w:sz="2" w:val="single"/>
+        <w:top w:color="f8f4ec" w:space="6" w:sz="2" w:val="single"/>
+        <w:left w:color="f8f4ec" w:space="10" w:sz="2" w:val="single"/>
+        <w:bottom w:color="f8f4ec" w:space="6" w:sz="2" w:val="single"/>
+        <w:right w:color="f8f4ec" w:space="10" w:sz="2" w:val="single"/>
       </w:pBdr>
       <w:shd w:color="auto" w:fill="f8f4ec" w:val="clear"/>
+      <w:keepLines/>
+      <w:keepNext/>
     </w:pPr>
     <w:rPr>
       <w:rFonts w:ascii="Source Sans 3" w:hAnsi="Source Sans 3"/>
@@ -2267,18 +2365,21 @@
       <w:sz w:val="22"/>
     </w:rPr>
   </w:style>
-  <w:style w:customStyle="1" w:styleId="attestation" w:type="paragraph">
-    <w:name w:val="attestation"/>
-    <w:basedOn w:val="Normal"/>
-    <w:pPr>
-      <w:spacing w:after="160" w:before="240"/>
+  <w:style w:customStyle="1" w:styleId="attestation-block" w:type="paragraph">
+    <w:name w:val="attestation-block"/>
+    <w:basedOn w:val="Normal"/>
+    <w:pPr>
+      <w:spacing w:after="160" w:before="240" w:line="288" w:lineRule="auto"/>
       <w:pBdr>
-        <w:top w:color="auto" w:space="6" w:sz="2" w:val="single"/>
+        <w:top w:color="e4dfd7" w:space="6" w:sz="2" w:val="single"/>
         <w:left w:color="bbb6ad" w:space="8" w:sz="18" w:val="single"/>
-        <w:bottom w:color="auto" w:space="6" w:sz="2" w:val="single"/>
+        <w:bottom w:color="e4dfd7" w:space="6" w:sz="2" w:val="single"/>
+        <w:right w:color="e4dfd7" w:space="10" w:sz="2" w:val="single"/>
       </w:pBdr>
       <w:ind w:left="240"/>
       <w:shd w:color="auto" w:fill="e4dfd7" w:val="clear"/>
+      <w:keepLines/>
+      <w:keepNext/>
     </w:pPr>
     <w:rPr>
       <w:rFonts w:ascii="Lora" w:hAnsi="Lora"/>
@@ -2290,12 +2391,16 @@
     <w:name w:val="attestation-gate"/>
     <w:basedOn w:val="Normal"/>
     <w:pPr>
-      <w:spacing w:after="40" w:before="40"/>
+      <w:spacing w:after="40" w:before="40" w:line="288" w:lineRule="auto"/>
       <w:pBdr>
-        <w:top w:color="auto" w:space="6" w:sz="2" w:val="single"/>
-        <w:bottom w:color="auto" w:space="6" w:sz="2" w:val="single"/>
+        <w:top w:color="e4dfd7" w:space="6" w:sz="2" w:val="single"/>
+        <w:left w:color="e4dfd7" w:space="10" w:sz="2" w:val="single"/>
+        <w:bottom w:color="e4dfd7" w:space="6" w:sz="2" w:val="single"/>
+        <w:right w:color="e4dfd7" w:space="10" w:sz="2" w:val="single"/>
       </w:pBdr>
       <w:shd w:color="auto" w:fill="e4dfd7" w:val="clear"/>
+      <w:keepLines/>
+      <w:keepNext/>
     </w:pPr>
     <w:rPr>
       <w:rFonts w:ascii="Source Sans 3" w:hAnsi="Source Sans 3"/>
@@ -2303,18 +2408,43 @@
       <w:sz w:val="22"/>
     </w:rPr>
   </w:style>
+  <w:style w:customStyle="1" w:styleId="review-marker" w:type="paragraph">
+    <w:name w:val="review-marker"/>
+    <w:basedOn w:val="Normal"/>
+    <w:pPr>
+      <w:spacing w:after="160" w:before="160" w:line="288" w:lineRule="auto"/>
+      <w:pBdr>
+        <w:top w:color="faefda" w:space="6" w:sz="2" w:val="single"/>
+        <w:left w:color="735311" w:space="8" w:sz="18" w:val="single"/>
+        <w:bottom w:color="faefda" w:space="6" w:sz="2" w:val="single"/>
+        <w:right w:color="faefda" w:space="10" w:sz="2" w:val="single"/>
+      </w:pBdr>
+      <w:ind w:left="240"/>
+      <w:shd w:color="auto" w:fill="faefda" w:val="clear"/>
+      <w:keepLines/>
+      <w:keepNext/>
+    </w:pPr>
+    <w:rPr>
+      <w:rFonts w:ascii="Source Sans 3" w:hAnsi="Source Sans 3"/>
+      <w:color w:val="25211D"/>
+      <w:sz w:val="22"/>
+    </w:rPr>
+  </w:style>
   <w:style w:customStyle="1" w:styleId="escalation" w:type="paragraph">
     <w:name w:val="escalation"/>
     <w:basedOn w:val="Normal"/>
     <w:pPr>
-      <w:spacing w:after="160" w:before="160"/>
+      <w:spacing w:after="160" w:before="160" w:line="288" w:lineRule="auto"/>
       <w:pBdr>
-        <w:top w:color="auto" w:space="6" w:sz="2" w:val="single"/>
+        <w:top w:color="f8f4ec" w:space="6" w:sz="2" w:val="single"/>
         <w:left w:color="735311" w:space="8" w:sz="18" w:val="single"/>
-        <w:bottom w:color="auto" w:space="6" w:sz="2" w:val="single"/>
+        <w:bottom w:color="f8f4ec" w:space="6" w:sz="2" w:val="single"/>
+        <w:right w:color="f8f4ec" w:space="10" w:sz="2" w:val="single"/>
       </w:pBdr>
       <w:ind w:left="240"/>
       <w:shd w:color="auto" w:fill="f8f4ec" w:val="clear"/>
+      <w:keepLines/>
+      <w:keepNext/>
     </w:pPr>
     <w:rPr>
       <w:rFonts w:ascii="Source Sans 3" w:hAnsi="Source Sans 3"/>
@@ -2326,14 +2456,17 @@
     <w:name w:val="decision-branch"/>
     <w:basedOn w:val="Normal"/>
     <w:pPr>
-      <w:spacing w:after="160" w:before="160"/>
+      <w:spacing w:after="160" w:before="160" w:line="288" w:lineRule="auto"/>
       <w:pBdr>
-        <w:top w:color="auto" w:space="6" w:sz="2" w:val="single"/>
+        <w:top w:color="f8f4ec" w:space="6" w:sz="2" w:val="single"/>
         <w:left w:color="bbb6ad" w:space="8" w:sz="18" w:val="single"/>
-        <w:bottom w:color="auto" w:space="6" w:sz="2" w:val="single"/>
+        <w:bottom w:color="f8f4ec" w:space="6" w:sz="2" w:val="single"/>
+        <w:right w:color="f8f4ec" w:space="10" w:sz="2" w:val="single"/>
       </w:pBdr>
       <w:ind w:left="240"/>
       <w:shd w:color="auto" w:fill="f8f4ec" w:val="clear"/>
+      <w:keepLines/>
+      <w:keepNext/>
     </w:pPr>
     <w:rPr>
       <w:rFonts w:ascii="Source Sans 3" w:hAnsi="Source Sans 3"/>
@@ -2363,6 +2496,24 @@
     <w:rPr>
       <w:rFonts w:ascii="Source Sans 3" w:hAnsi="Source Sans 3"/>
       <w:sz w:val="22"/>
+    </w:rPr>
+  </w:style>
+  <w:style w:customStyle="1" w:styleId="diagram-figure-eyebrow" w:type="character">
+    <w:name w:val="diagram-figure-eyebrow"/>
+    <w:rPr>
+      <w:rFonts w:ascii="Source Code Pro" w:hAnsi="Source Code Pro"/>
+      <w:b/>
+      <w:color w:val="777069"/>
+      <w:sz w:val="18"/>
+      <w:caps w:val="true"/>
+    </w:rPr>
+  </w:style>
+  <w:style w:customStyle="1" w:styleId="diagram-figure-title" w:type="character">
+    <w:name w:val="diagram-figure-title"/>
+    <w:rPr>
+      <w:rFonts w:ascii="Source Sans 3" w:hAnsi="Source Sans 3"/>
+      <w:color w:val="5A544E"/>
+      <w:sz w:val="24"/>
     </w:rPr>
   </w:style>
   <w:style w:customStyle="1" w:styleId="screen-ref" w:type="character">
